--- a/engine/amoc_study/AMOC_Bibliography_10-09-2026.docx
+++ b/engine/amoc_study/AMOC_Bibliography_10-09-2026.docx
@@ -11550,7 +11550,7 @@
                 <w:color w:val="1C3A36"/>
                 <w:sz w:val="15"/>
               </w:rPr>
-              <w:t>Brent crude reference path, USD a barrel, 2026E-2030E. A flat-to-slowly-rising deck. In the previous edition this input drove NOTHING — it was registered, published in the source register and read by no line of the model. It is now the spine of both sides of the margin: every product realisation is this deck times a crack multiple solved from the disclosed product table, and the feedstock charge is this deck times a differential solved from disclosed cost of sales</w:t>
+              <w:t>Brent crude reference path, USD a barrel, 2026E-2030E. A flat-to-slowly-rising deck, CARRIED FOR CONTEXT AND DRIVING NOTHING — corrected 10-09-2026, because this entry said the opposite. It read 'it is now the spine of both sides of the margin: every product realisation is this deck times a crack multiple solved from the disclosed product table, and the feedstock charge is this deck times a differential solved from disclosed cost of sales'. THAT WAS TRUE FOR ONE REVISION AND THEN STOPPED BEING TRUE. The reviewed filing discloses the eight-line product table and the cost stack directly, so both the crack multiple and the solved differential were retired and, in the study's own words about that change, nothing is reconstructed now. The note describing the retired machinery was left behind. MEASURED RATHER THAN ARGUED: rebuilding this study on a flat deck at USD 101.21 — the Brent settlement Reuters reported for 9 September 2026, above USD 100 since the 3rd on Middle East escalation — gives a central of EGP 20.0503 against EGP 20.0503 on this deck. Identical to four decimal places, which is what a driver that drives nothing looks like. THE CONSEQUENCE IS WORTH STATING PLAINLY: this valuation carries no forecast of the oil price. Its realisations and its feedstock charge are the company's own filed figures, escalated on the house ladder, so a reader who disagrees with any crude view is not disagreeing with this study</w:t>
             </w:r>
           </w:p>
         </w:tc>

--- a/engine/amoc_study/AMOC_Bibliography_10-09-2026.docx
+++ b/engine/amoc_study/AMOC_Bibliography_10-09-2026.docx
@@ -11144,7 +11144,7 @@
                 <w:color w:val="1C3A36"/>
                 <w:sz w:val="15"/>
               </w:rPr>
-              <w:t>Volume growth by audited product line: FLAT, every line, every year. The previous edition grew every line (oils +4.5%, wax +7.0%, fuel oil +3.0% in year one) and justified the ranking from the value growth printed between two disclosed HALVES. The company's own audited annual record for FY2021-FY2025 says the opposite: total sales tonnage ran 1,492 / 1,548 / 1,449 / 1,433 / 1,262 thousand tonnes, a fall of 18.5% from the FY2022 peak, and six of the eight lines shrank over FY2022-FY2025 while wax and LPG grew. THE PER-LINE COMPOUND RATES ARE NO LONGER PRINTED [08-09-2026]. This note used to give four of them to a decimal place, and NOTHING IN THIS REPOSITORY CARRIES THE SERIES THEY COME FROM: the three committed filings are two December-2025 statements and one June-2025, note 14-A gives one half's tonnage by line with a value-only comparative, and FY2022 to FY2024 per-line tonnage is in filings this study does not hold. The prose check caught one of the four and the other three were unflagged rather than verified. Under SIGCM a figure this desk cannot source is a figure it does not print, so the DIRECTION survives — six lines down, two up, and that is what the argument needs — and the decimals go. The five annual totals above stand on the same footing and are ESCALATED rather than removed, because the bear case is anchored to them. FLAT IS NOT A NEUTRAL ASSUMPTION HERE, IT IS ALREADY THE OPTIMISTIC ONE: the base year is the transition half annualised at 1,616 thousand tonnes, which is 12.5% ABOVE the five-year mean of 1,437 and above every full year in the record. Holding it flat assumes the rebound printed in one half persists. The bear case cuts tonnage harder than that mean requires and the lever is sensitised end to end</w:t>
+              <w:t>Volume growth by audited product line: FLAT, every line, every year. The previous edition grew every line (oils +4.5%, wax +7.0%, fuel oil +3.0% in year one) and justified the ranking from the value growth printed between two disclosed HALVES. The company's own audited annual record for FY2021-FY2025 says the opposite: total sales tonnage ran 1,492 / 1,548 / 1,449 / 1,433 / 1,262 thousand tonnes, a fall of 18.5% from the FY2022 peak, and six of the eight lines shrank over FY2022-FY2025 while wax and LPG grew. THE PER-LINE COMPOUND RATES ARE NO LONGER PRINTED [08-09-2026]. This note used to give four of them to a decimal place, and NOTHING IN THIS REPOSITORY CARRIES THE SERIES THEY COME FROM: the three committed filings are two December-2025 statements and one June-2025, note 14-A gives one half's tonnage by line with a value-only comparative, and FY2022 to FY2024 per-line tonnage is in filings this study does not hold. The prose check caught one of the four and the other three were unflagged rather than verified. A figure this desk cannot source is a figure it does not print, so the DIRECTION survives — six lines down, two up, and that is what the argument needs — and the decimals go. The five annual totals above stand on the same footing and are ESCALATED rather than removed, because the bear case is anchored to them. FLAT IS NOT A NEUTRAL ASSUMPTION HERE, IT IS ALREADY THE OPTIMISTIC ONE: the base year is the transition half annualised at 1,616 thousand tonnes, which is 12.5% ABOVE the five-year mean of 1,437 and above every full year in the record. Holding it flat assumes the rebound printed in one half persists. The bear case cuts tonnage harder than that mean requires and the lever is sensitised end to end</w:t>
             </w:r>
           </w:p>
         </w:tc>

--- a/engine/amoc_study/AMOC_Bibliography_10-09-2026.docx
+++ b/engine/amoc_study/AMOC_Bibliography_10-09-2026.docx
@@ -72,7 +72,7 @@
           <w:color w:val="6E7B77"/>
           <w:sz w:val="19"/>
         </w:rPr>
-        <w:t>Companion document to the valuation study dated 6 August 2026. It records where every number in that study came from.</w:t>
+        <w:t>Companion document to the valuation study dated 10 September 2026. It records where every number in that study came from.</w:t>
       </w:r>
     </w:p>
     <w:p>
@@ -115,76 +115,6 @@
           <w:sz w:val="20"/>
         </w:rPr>
         <w:t>Three things are worth knowing before reading the tables. First, inputs marked "House" are judgements or derivations made by the analyst, not disclosures by the company; each carries the reasoning that produced it, and a reader is free to disagree and re-run the model. Second, several figures are TRIANGULATED — derived independently by more than one route and averaged, with all the routes shown, because the underlying figure was disclosed only through a growth rate. Third, where a source could not be reached, that is recorded as a negative result at the end of this document rather than quietly filled in.</w:t>
-      </w:r>
-    </w:p>
-    <w:p>
-      <w:pPr>
-        <w:spacing w:after="60" w:before="160"/>
-      </w:pPr>
-      <w:r>
-        <w:rPr>
-          <w:b/>
-          <w:i w:val="0"/>
-          <w:color w:val="1C3A36"/>
-          <w:sz w:val="22"/>
-        </w:rPr>
-        <w:t>What changed in this edition</w:t>
-      </w:r>
-    </w:p>
-    <w:p>
-      <w:pPr>
-        <w:spacing w:after="100" w:before="0"/>
-      </w:pPr>
-      <w:r>
-        <w:rPr>
-          <w:b w:val="0"/>
-          <w:i w:val="0"/>
-          <w:color w:val="1C3A36"/>
-          <w:sz w:val="20"/>
-        </w:rPr>
-        <w:t>The first edition of this study was built WITHOUT the audited financial statements. The company's investor-relations site, the exchange's disclosure pages and the commercial financial-data terminals all refused connections under the network policy in force, so every company figure came from published reporting of the company's releases and from aggregators. That edition triangulated each material figure across independent sources, reconstructed the base year from two reported halves, and marked every reconstructed line as reconstructed.</w:t>
-      </w:r>
-    </w:p>
-    <w:p>
-      <w:pPr>
-        <w:spacing w:after="100" w:before="0"/>
-      </w:pPr>
-      <w:r>
-        <w:rPr>
-          <w:b w:val="0"/>
-          <w:i w:val="0"/>
-          <w:color w:val="1C3A36"/>
-          <w:sz w:val="20"/>
-        </w:rPr>
-        <w:t>THE FILINGS ARE NOW IN HAND AND THIS EDITION IS BUILT ON THEM. The audited consolidated statements for the transition period 1 July 2025 to 31 December 2025 (Crowe — Dr A. M. Hegazy &amp; Co, UNQUALIFIED opinion, signed at Giza on 18 February 2026), the limited-review statements for the six months to 31 December 2024, and the reviewed statements for the three months to 31 March 2026. Every figure in the company layer below carries one of those three as its source, with the note number where the filing gives one. No company figure in this edition is triangulated, reconstructed or inferred.</w:t>
-      </w:r>
-    </w:p>
-    <w:p>
-      <w:pPr>
-        <w:spacing w:after="100" w:before="0"/>
-      </w:pPr>
-      <w:r>
-        <w:rPr>
-          <w:b w:val="0"/>
-          <w:i w:val="0"/>
-          <w:color w:val="1C3A36"/>
-          <w:sz w:val="20"/>
-        </w:rPr>
-        <w:t>The change was not cosmetic. Twelve published assumptions were overturned by the filings, including a capital-expenditure line modelled at roughly five times the actual cash spend, a depreciation charge modelled at three times the actual, an operating-expense base understated by a factor of three, a property-plant-and-equipment balance reconstructed at nearly twice the filed figure, a minority interest inferred at 3.0% against a disclosed 4.645%, and a tax-disputes provision of EGP 904.6mn that was never carried at all.</w:t>
-      </w:r>
-    </w:p>
-    <w:p>
-      <w:pPr>
-        <w:spacing w:after="100" w:before="0"/>
-      </w:pPr>
-      <w:r>
-        <w:rPr>
-          <w:b w:val="0"/>
-          <w:i w:val="0"/>
-          <w:color w:val="1C3A36"/>
-          <w:sz w:val="20"/>
-        </w:rPr>
-        <w:t>THIS EDITION GOES ONE STEP FURTHER. The half-year results for 1 January to 30 June 2026, disclosed to the Egyptian Exchange on 29-30 July 2026 — one week before the anchor date — are restored to the record after the previous edition deleted them on a rule that treated "is it inside one of the four PDFs?" as the test for use. With them, a clean CONTIGUOUS twelve-month base year to 30 June 2026 exists and is the headline base. The disclosure is a press release, not a filing, and is flagged REPORTED wherever it is used; its gross-profit line is REJECTED on a coherence test recorded below and SOLVED from its own profit line instead. The fair-value estimate is EGP 20.05 in this edition, against EGP 7.16 in the audited nine-month edition and EGP 9.38 in the pre-filings edition — each restatement is itself part of the record and none is silently overwritten.</w:t>
       </w:r>
     </w:p>
     <w:p>

--- a/engine/amoc_study/AMOC_Bibliography_10-09-2026.docx
+++ b/engine/amoc_study/AMOC_Bibliography_10-09-2026.docx
@@ -14764,7 +14764,7 @@
                 <w:color w:val="1C3A36"/>
                 <w:sz w:val="15"/>
               </w:rPr>
-              <w:t>0.035</w:t>
+              <w:t>0.02</w:t>
             </w:r>
           </w:p>
         </w:tc>
